--- a/Samples/LatentStylesTest.docx
+++ b/Samples/LatentStylesTest.docx
@@ -14,6 +14,7 @@
     <w:lsdException w:name="Heading 6" w:semiHidden="1" w:unhideWhenUsed="1" w:qFormat="1"/>
     <w:lsdException w:name="annotation text" w:uiPriority="99"/>
     <w:lsdException w:name="Book title" w:uiPriority="33" w:qFormat="1"/>
+    <w:lsdException w:name="Updated Style" w:qFormat="1"/>
   </w:latentStyles>
 </w:styles>
 </file>
--- a/Samples/LatentStylesTest.docx
+++ b/Samples/LatentStylesTest.docx
@@ -14,7 +14,6 @@
     <w:lsdException w:name="Heading 6" w:semiHidden="1" w:unhideWhenUsed="1" w:qFormat="1"/>
     <w:lsdException w:name="annotation text" w:uiPriority="99"/>
     <w:lsdException w:name="Book title" w:uiPriority="33" w:qFormat="1"/>
-    <w:lsdException w:name="Updated Style" w:qFormat="1"/>
   </w:latentStyles>
 </w:styles>
 </file>